--- a/dosyalar/9-sinif/arapca-9-2d2y-beceri.docx
+++ b/dosyalar/9-sinif/arapca-9-2d2y-beceri.docx
@@ -522,7 +522,7 @@
                 <w:szCs w:val="32"/>
                 <w:rtl/>
               </w:rPr>
-              <w:t xml:space="preserve">يَوْمِي فِي الْبَيْتِ وَالْمَدْرَسَةِ</w:t>
+              <w:t xml:space="preserve">يَوْمِي فِي البَيْتِ وَالْمَدْرَسَةِ</w:t>
             </w:r>
           </w:p>
           <w:p>
@@ -540,7 +540,7 @@
                 <w:szCs w:val="28"/>
                 <w:rtl/>
               </w:rPr>
-              <w:t xml:space="preserve">أَنَا زَيْنَبُ، طَالِبَةٌ فِي الصَّفِّ التَّاسِعِ.</w:t>
+              <w:t xml:space="preserve">أَنَا زَيْنَب، طَالِبَةٌ فِي الصَّفِّ التَّاسِعِ.</w:t>
             </w:r>
           </w:p>
           <w:p>
@@ -558,7 +558,7 @@
                 <w:szCs w:val="28"/>
                 <w:rtl/>
               </w:rPr>
-              <w:t xml:space="preserve">أَسْتَيْقِظُ كُلَّ يَوْمٍ فِي السَّاعَةِ الْخَامِسَةِ وَالنِّصْفِ صَبَاحًا.</w:t>
+              <w:t xml:space="preserve">أَسْتَيْقِظُ كُلَّ يَوْمٍ فِي السَّاعَةِ الخَامِسَةِ وَالنِّصْفِ صَبَاحًا.</w:t>
             </w:r>
           </w:p>
           <w:p>
@@ -576,7 +576,7 @@
                 <w:szCs w:val="28"/>
                 <w:rtl/>
               </w:rPr>
-              <w:t xml:space="preserve">أَتَوَضَّأُ ثُمَّ أُصَلِّي الْفَجْرَ مَعَ أُمِّي فِي غُرْفَةِ الْجُلُوسِ.</w:t>
+              <w:t xml:space="preserve">أَتَوَضَّأُ ثُمَّ أُصَلِّي الفَجْرَ مَعَ أُمِّي فِي غُرْفَةِ الجُلُوسِ.</w:t>
             </w:r>
           </w:p>
           <w:p>
@@ -594,7 +594,7 @@
                 <w:szCs w:val="28"/>
                 <w:rtl/>
               </w:rPr>
-              <w:t xml:space="preserve">بَعْدَ الصَّلَاةِ أَقْرَأُ صَفْحَةً مِنَ الْقُرْآنِ الْكَرِيمِ.</w:t>
+              <w:t xml:space="preserve">بَعْدَ الصَّلَاةِ أَقْرَأُ صَفْحَةً مِن القُرْآنِ الكَرِيمِ.</w:t>
             </w:r>
           </w:p>
           <w:p>
@@ -612,7 +612,7 @@
                 <w:szCs w:val="28"/>
                 <w:rtl/>
               </w:rPr>
-              <w:t xml:space="preserve">آكُلُ الْفُطُورَ مَعَ أُسْرَتِي: خُبْزٌ وَجُبْنٌ وَبَيْضٌ وَشَايٌ.</w:t>
+              <w:t xml:space="preserve">آكُلُ الفُطُورَ مَعَ أُسْرَتِي: خُبْزٌ وَجُبْنٌ وَبَيْضٌ وَشَايٌ.</w:t>
             </w:r>
           </w:p>
           <w:p>
@@ -630,7 +630,7 @@
                 <w:szCs w:val="28"/>
                 <w:rtl/>
               </w:rPr>
-              <w:t xml:space="preserve">أَذْهَبُ إِلَى الْمَدْرَسَةِ فِي السَّاعَةِ السَّابِعَةِ وَالرُّبْعِ.</w:t>
+              <w:t xml:space="preserve">أَذْهَبُ إِلَى المَدْرَسَةِ فِي السَّاعَةِ السَّابِعَةِ وَالرُّبْعِ.</w:t>
             </w:r>
           </w:p>
           <w:p>
@@ -648,7 +648,7 @@
                 <w:szCs w:val="28"/>
                 <w:rtl/>
               </w:rPr>
-              <w:t xml:space="preserve">أَرْجِعُ إِلَى الْبَيْتِ فِي السَّاعَةِ الثَّالِثَةِ بَعْدَ الظُّهْرِ.</w:t>
+              <w:t xml:space="preserve">أَرْجِعُ إِلَى البَيْتِ فِي السَّاعَةِ الثَّالِثَةِ بَعْدَ الظُّهْرِ.</w:t>
             </w:r>
           </w:p>
           <w:p>
@@ -666,7 +666,7 @@
                 <w:szCs w:val="28"/>
                 <w:rtl/>
               </w:rPr>
-              <w:t xml:space="preserve">أَسْتَرِيحُ قَلِيلًا، ثُمَّ أَدْرُسُ دُرُوسِي عَلَى الطَّاوِلَةِ فِي غُرْفَتِي.</w:t>
+              <w:t xml:space="preserve">أَسْتَرِيحُ قَلِيلًا، ثُمَّ أَدْرُسُ دُرُوسِي عَلَى الطَّاوِلَةِ فِي غُرْفَتِي.</w:t>
             </w:r>
           </w:p>
           <w:p>
@@ -684,7 +684,7 @@
                 <w:szCs w:val="28"/>
                 <w:rtl/>
               </w:rPr>
-              <w:t xml:space="preserve">فِي الْمَسَاءِ نَجْلِسُ مَعًا وَنَتَحَدَّثُ عَنْ يَوْمِنَا.</w:t>
+              <w:t xml:space="preserve">فِي المَسَاءِ نَجْلِسُ مَعًا وَنَتَحَدَّثُ عَنْ يَوْمِنَا.</w:t>
             </w:r>
           </w:p>
           <w:p>
@@ -702,7 +702,7 @@
                 <w:szCs w:val="28"/>
                 <w:rtl/>
               </w:rPr>
-              <w:t xml:space="preserve">أَنَامُ فِي السَّاعَةِ الْعَاشِرَةِ لَيْلًا لِأَنِّي أَسْتَيْقِظُ مُبَكِّرًا.</w:t>
+              <w:t xml:space="preserve">أَنَامُ فِي السَّاعَةِ العَاشِرَةِ لَيْلًا لِأَنِّي أَسْتَيْقِظُ مُبَكِّرًا.</w:t>
             </w:r>
           </w:p>
         </w:tc>
@@ -756,7 +756,7 @@
           <w:szCs w:val="27"/>
           <w:rtl/>
         </w:rPr>
-        <w:t xml:space="preserve">مَتَى تَسْتَيْقِظُ زَيْنَبُ؟</w:t>
+        <w:t xml:space="preserve">مَتَى تَسْتَيْقِظُ زَيْنَب؟</w:t>
       </w:r>
     </w:p>
     <w:tbl>
@@ -824,7 +824,7 @@
                 <w:szCs w:val="25"/>
                 <w:rtl/>
               </w:rPr>
-              <w:t xml:space="preserve">فِي السَّابِعَةِ وَالرُّبْعِ</w:t>
+              <w:t xml:space="preserve">فِي السَّابِعَةِ وَالرُّبْعِ</w:t>
             </w:r>
           </w:p>
         </w:tc>
@@ -873,7 +873,7 @@
                 <w:szCs w:val="25"/>
                 <w:rtl/>
               </w:rPr>
-              <w:t xml:space="preserve">فِي الْخَامِسَةِ وَالنِّصْفِ</w:t>
+              <w:t xml:space="preserve">فِي الخَامِسَةِ وَالنِّصْفِ</w:t>
             </w:r>
           </w:p>
         </w:tc>
@@ -927,7 +927,7 @@
                 <w:szCs w:val="25"/>
                 <w:rtl/>
               </w:rPr>
-              <w:t xml:space="preserve">فِي الْعَاشِرَةِ</w:t>
+              <w:t xml:space="preserve">فِي العَاشِرَةِ</w:t>
             </w:r>
           </w:p>
         </w:tc>
@@ -976,7 +976,7 @@
                 <w:szCs w:val="25"/>
                 <w:rtl/>
               </w:rPr>
-              <w:t xml:space="preserve">فِي الثَّالِثَةِ</w:t>
+              <w:t xml:space="preserve">فِي الثَّالِثَةِ</w:t>
             </w:r>
           </w:p>
         </w:tc>
@@ -1012,7 +1012,7 @@
           <w:szCs w:val="27"/>
           <w:rtl/>
         </w:rPr>
-        <w:t xml:space="preserve">مَاذَا تَأْكُلُ زَيْنَبُ فِي الْفُطُورِ؟</w:t>
+        <w:t xml:space="preserve">مَاذَا تَأْكُلُ زَيْنَب فِي الفُطُورِ؟</w:t>
       </w:r>
     </w:p>
     <w:tbl>
@@ -1129,7 +1129,7 @@
                 <w:szCs w:val="25"/>
                 <w:rtl/>
               </w:rPr>
-              <w:t xml:space="preserve">أَرُزٌّ وَلَحْمٌ</w:t>
+              <w:t xml:space="preserve">أَرُزٌّ وَلَحْمٌ</w:t>
             </w:r>
           </w:p>
         </w:tc>
@@ -1268,7 +1268,7 @@
           <w:szCs w:val="27"/>
           <w:rtl/>
         </w:rPr>
-        <w:t xml:space="preserve">لِمَاذَا تَنَامُ زَيْنَبُ مُبَكِّرًا؟</w:t>
+        <w:t xml:space="preserve">لِمَاذَا تَنَامُ زَيْنَب مُبَكِّرًا؟</w:t>
       </w:r>
     </w:p>
     <w:tbl>
@@ -1336,7 +1336,7 @@
                 <w:szCs w:val="24"/>
                 <w:rtl/>
               </w:rPr>
-              <w:t xml:space="preserve">لِأَنَّهَا مَرِيضَةٌ</w:t>
+              <w:t xml:space="preserve">لِأَنَّهَا مَرِيضَةٌ</w:t>
             </w:r>
           </w:p>
         </w:tc>
@@ -1385,7 +1385,7 @@
                 <w:szCs w:val="24"/>
                 <w:rtl/>
               </w:rPr>
-              <w:t xml:space="preserve">لِأَنَّهَا تَسْتَيْقِظُ مُبَكِّرًا</w:t>
+              <w:t xml:space="preserve">لِأَنَّهَا تَسْتَيْقِظُ مُبَكِّرًا</w:t>
             </w:r>
           </w:p>
         </w:tc>
@@ -1439,7 +1439,7 @@
                 <w:szCs w:val="24"/>
                 <w:rtl/>
               </w:rPr>
-              <w:t xml:space="preserve">لِأَنَّهَا لَا تَدْرُسُ</w:t>
+              <w:t xml:space="preserve">لِأَنَّهَا لَا تَدْرُسُ</w:t>
             </w:r>
           </w:p>
         </w:tc>
@@ -1488,7 +1488,7 @@
                 <w:szCs w:val="24"/>
                 <w:rtl/>
               </w:rPr>
-              <w:t xml:space="preserve">لِأَنَّ الْبَيْتَ بَعِيدٌ</w:t>
+              <w:t xml:space="preserve">لِأَنَّ البَيْتَ بَعِيدٌ</w:t>
             </w:r>
           </w:p>
         </w:tc>
@@ -1856,7 +1856,7 @@
                 <w:szCs w:val="28"/>
                 <w:rtl/>
               </w:rPr>
-              <w:t xml:space="preserve">يَسْتَيْقِظُ عُمَرُ فِي السَّاعَةِ السَّادِسَةِ.</w:t>
+              <w:t xml:space="preserve">يَسْتَيْقِظُ عُمَر فِي السَّاعَةِ السَّادِسَةِ.</w:t>
             </w:r>
           </w:p>
         </w:tc>
@@ -1982,7 +1982,7 @@
                 <w:szCs w:val="28"/>
                 <w:rtl/>
               </w:rPr>
-              <w:t xml:space="preserve">يَأْكُلُ الْفُطُورَ فِي الْمَطْبَخِ.</w:t>
+              <w:t xml:space="preserve">يَأْكُلُ الفُطُورَ فِي المَطْبَخِ.</w:t>
             </w:r>
           </w:p>
         </w:tc>
@@ -2108,7 +2108,7 @@
                 <w:szCs w:val="28"/>
                 <w:rtl/>
               </w:rPr>
-              <w:t xml:space="preserve">يَذْهَبُ إِلَى الْمَدْرَسَةِ بِالْحَافِلَةِ.</w:t>
+              <w:t xml:space="preserve">يَذْهَبُ إِلَى المَدْرَسَةِ بِالْحَافِلَةِ.</w:t>
             </w:r>
           </w:p>
         </w:tc>
@@ -2234,7 +2234,7 @@
                 <w:szCs w:val="28"/>
                 <w:rtl/>
               </w:rPr>
-              <w:t xml:space="preserve">يَرْجِعُ إِلَى الْبَيْتِ مَسَاءً.</w:t>
+              <w:t xml:space="preserve">يَرْجِعُ إِلَى البَيْتِ مَسَاءً.</w:t>
             </w:r>
           </w:p>
         </w:tc>
@@ -2360,7 +2360,7 @@
                 <w:szCs w:val="28"/>
                 <w:rtl/>
               </w:rPr>
-              <w:t xml:space="preserve">يَنَامُ فِي السَّاعَةِ الْحَادِيَةَ عَشْرَةَ.</w:t>
+              <w:t xml:space="preserve">يَنَامُ فِي السَّاعَةِ الحَادِيَةَ عَشْرَةَ.</w:t>
             </w:r>
           </w:p>
         </w:tc>
@@ -2596,7 +2596,7 @@
                 <w:szCs w:val="28"/>
                 <w:rtl/>
               </w:rPr>
-              <w:t xml:space="preserve">أَيْنَ تَنَامُ؟</w:t>
+              <w:t xml:space="preserve">أَيْن تَنَامُ؟</w:t>
             </w:r>
           </w:p>
         </w:tc>
@@ -3086,7 +3086,7 @@
                 <w:szCs w:val="28"/>
                 <w:rtl/>
               </w:rPr>
-              <w:t xml:space="preserve">أَذْهَبُ إِلَى الْمَكْتَبَةِ</w:t>
+              <w:t xml:space="preserve">أَذْهَبُ إِلَى المَكْتَبَةِ</w:t>
             </w:r>
           </w:p>
         </w:tc>
@@ -3136,7 +3136,7 @@
                 <w:szCs w:val="28"/>
                 <w:rtl/>
               </w:rPr>
-              <w:t xml:space="preserve">ذَهَبْتُ إِلَى الْمَكْتَبَةِ أَمْسِ</w:t>
+              <w:t xml:space="preserve">ذَهَبْتُ إِلَى المَكْتَبَةِ أَمْسِ</w:t>
             </w:r>
           </w:p>
         </w:tc>
@@ -3191,7 +3191,7 @@
                 <w:szCs w:val="28"/>
                 <w:rtl/>
               </w:rPr>
-              <w:t xml:space="preserve">لَا أَذْهَبُ إِلَى الْمَكْتَبَةِ</w:t>
+              <w:t xml:space="preserve">لَا أَذْهَبُ إِلَى المَكْتَبَةِ</w:t>
             </w:r>
           </w:p>
         </w:tc>
@@ -3241,7 +3241,7 @@
                 <w:szCs w:val="28"/>
                 <w:rtl/>
               </w:rPr>
-              <w:t xml:space="preserve">هَلْ تَذْهَبُ إِلَى الْمَكْتَبَةِ</w:t>
+              <w:t xml:space="preserve">هَلْ تَذْهَبُ إِلَى المَكْتَبَةِ</w:t>
             </w:r>
           </w:p>
         </w:tc>
@@ -3576,7 +3576,7 @@
                 <w:szCs w:val="28"/>
                 <w:rtl/>
               </w:rPr>
-              <w:t xml:space="preserve">لَا آكُلُ الْعَشَاءَ</w:t>
+              <w:t xml:space="preserve">لَا آكُلُ العَشَاءَ</w:t>
             </w:r>
           </w:p>
         </w:tc>
@@ -3626,7 +3626,7 @@
                 <w:szCs w:val="28"/>
                 <w:rtl/>
               </w:rPr>
-              <w:t xml:space="preserve">مَا أَكَلْتُ الْفُطُورَ</w:t>
+              <w:t xml:space="preserve">مَا أَكَلْتُ الفُطُورَ</w:t>
             </w:r>
           </w:p>
         </w:tc>
@@ -3681,7 +3681,7 @@
                 <w:szCs w:val="28"/>
                 <w:rtl/>
               </w:rPr>
-              <w:t xml:space="preserve">آكُلُ الْغَدَاءَ</w:t>
+              <w:t xml:space="preserve">آكُلُ الغَدَاءَ</w:t>
             </w:r>
           </w:p>
         </w:tc>
@@ -3731,7 +3731,7 @@
                 <w:szCs w:val="28"/>
                 <w:rtl/>
               </w:rPr>
-              <w:t xml:space="preserve">لَيْسَ الْعَشَاءُ لَذِيذًا</w:t>
+              <w:t xml:space="preserve">لَيْسَ العَشَاءُ لَذِيذًا</w:t>
             </w:r>
           </w:p>
         </w:tc>
@@ -4175,7 +4175,7 @@
                 <w:szCs w:val="28"/>
                 <w:rtl/>
               </w:rPr>
-              <w:t xml:space="preserve">أَسْتَيْقِظُ مُبَكِّرًا صَبَاحًا.</w:t>
+              <w:t xml:space="preserve">أَسْتَيْقِظُ مُبَكِّرًا صَبَاحًا.</w:t>
             </w:r>
           </w:p>
         </w:tc>
@@ -4345,7 +4345,7 @@
                 <w:szCs w:val="28"/>
                 <w:rtl/>
               </w:rPr>
-              <w:t xml:space="preserve">أَنَامُ مُبَكِّرًا لَيْلًا.</w:t>
+              <w:t xml:space="preserve">أَنَامُ مُبَكِّرًا لَيْلًا.</w:t>
             </w:r>
           </w:p>
         </w:tc>
@@ -4515,7 +4515,7 @@
                 <w:szCs w:val="28"/>
                 <w:rtl/>
               </w:rPr>
-              <w:t xml:space="preserve">كَمِ السَّاعَةُ الْآنَ؟</w:t>
+              <w:t xml:space="preserve">كَم السَّاعَةُ الآنَ؟</w:t>
             </w:r>
           </w:p>
         </w:tc>
@@ -4685,7 +4685,7 @@
                 <w:szCs w:val="28"/>
                 <w:rtl/>
               </w:rPr>
-              <w:t xml:space="preserve">أَرْجِعُ إِلَى الْبَيْتِ بَعْدَ الظُّهْرِ.</w:t>
+              <w:t xml:space="preserve">أَرْجِعُ إِلَى البَيْتِ بَعْدَ الظُّهْرِ.</w:t>
             </w:r>
           </w:p>
         </w:tc>
@@ -4837,7 +4837,7 @@
                 <w:szCs w:val="30"/>
                 <w:rtl/>
               </w:rPr>
-              <w:t xml:space="preserve">الْفَجْرَ   —   الْقُرْآنِ   —   السَّابِعَةِ   —   غُرْفَتِي   —   الْعَاشِرَةِ</w:t>
+              <w:t xml:space="preserve">الفَجْرَ   —   القُرْآنِ   —   السَّابِعَةِ   —   غُرْفَتِي   —   العَاشِرَةِ</w:t>
             </w:r>
           </w:p>
         </w:tc>
@@ -4944,7 +4944,7 @@
                 <w:szCs w:val="28"/>
                 <w:rtl/>
               </w:rPr>
-              <w:t xml:space="preserve">تُصَلِّي زَيْنَبُ ……………………… مَعَ أُمِّهَا.</w:t>
+              <w:t xml:space="preserve">تُصَلِّي زَيْنَب ……………………… مَعَ أُمِّهَا.</w:t>
             </w:r>
           </w:p>
         </w:tc>
@@ -5016,7 +5016,7 @@
                 <w:szCs w:val="28"/>
                 <w:rtl/>
               </w:rPr>
-              <w:t xml:space="preserve">تَقْرَأُ صَفْحَةً مِنَ ……………………… الْكَرِيمِ.</w:t>
+              <w:t xml:space="preserve">تَقْرَأُ صَفْحَةً مِن ……………………… الكَرِيمِ.</w:t>
             </w:r>
           </w:p>
         </w:tc>
@@ -5088,7 +5088,7 @@
                 <w:szCs w:val="28"/>
                 <w:rtl/>
               </w:rPr>
-              <w:t xml:space="preserve">تَذْهَبُ إِلَى الْمَدْرَسَةِ فِي ……………………… وَالرُّبْعِ.</w:t>
+              <w:t xml:space="preserve">تَذْهَبُ إِلَى المَدْرَسَةِ فِي ……………………… وَالرُّبْعِ.</w:t>
             </w:r>
           </w:p>
         </w:tc>
@@ -5232,7 +5232,7 @@
                 <w:szCs w:val="28"/>
                 <w:rtl/>
               </w:rPr>
-              <w:t xml:space="preserve">تَنَامُ فِي السَّاعَةِ ……………………… لَيْلًا.</w:t>
+              <w:t xml:space="preserve">تَنَامُ فِي السَّاعَةِ ……………………… لَيْلًا.</w:t>
             </w:r>
           </w:p>
         </w:tc>
@@ -6750,7 +6750,7 @@
                 <w:szCs w:val="30"/>
                 <w:rtl/>
               </w:rPr>
-              <w:t xml:space="preserve">أَسْتَيْقِظُ   —   أُصَلِّي   —   اَلْفُطُورُ   —   أَذْهَبُ   —   أَرْجِعُ   —   غُرْفَتِي   —   مَسَاءً   —   أَنَامُ</w:t>
+              <w:t xml:space="preserve">أَسْتَيْقِظُ   —   أُصَلِّي   —   اَلفُطُورُ   —   أَذْهَبُ   —   أَرْجِعُ   —   غُرْفَتِي   —   مَسَاءً   —   أَنَامُ</w:t>
             </w:r>
           </w:p>
         </w:tc>
@@ -7300,7 +7300,7 @@
                 <w:sz w:val="19"/>
                 <w:szCs w:val="19"/>
               </w:rPr>
-              <w:t xml:space="preserve">d) Örnek: أَسْتَيْقِظُ مُبَكِّرًا وَأُصَلِّي. ثُمَّ أَذْهَبُ إِلَى الْمَدْرَسَةِ. (3 puan)</w:t>
+              <w:t xml:space="preserve">d) Örnek: أَسْتَيْقِظُ مُبَكِّرًا وَأُصَلِّي. ثُمَّ أَذْهَبُ إِلَى المَدْرَسَةِ. (3 puan)</w:t>
             </w:r>
           </w:p>
         </w:tc>
@@ -7412,7 +7412,7 @@
                 <w:sz w:val="19"/>
                 <w:szCs w:val="19"/>
               </w:rPr>
-              <w:t xml:space="preserve">أَنَا عُمَرُ. أَسْتَيْقِظُ فِي السَّاعَةِ السَّادِسَةِ صَبَاحًا. أَتَوَضَّأُ وَأُصَلِّي، ثُمَّ آكُلُ الْفُطُورَ فِي الْمَطْبَخِ مَعَ أُسْرَتِي. أَذْهَبُ إِلَى الْمَدْرَسَةِ بِالْحَافِلَةِ. أَرْجِعُ إِلَى الْبَيْتِ بَعْدَ الظُّهْرِ. أَنَامُ فِي السَّاعَةِ الْعَاشِرَةِ لَيْلًا.</w:t>
+              <w:t xml:space="preserve">أَنَا عُمَر. أَسْتَيْقِظُ فِي السَّاعَةِ السَّادِسَةِ صَبَاحًا. أَتَوَضَّأُ وَأُصَلِّي، ثُمَّ آكُلُ الفُطُورَ فِي المَطْبَخِ مَعَ أُسْرَتِي. أَذْهَبُ إِلَى المَدْرَسَةِ بِالْحَافِلَةِ. أَرْجِعُ إِلَى البَيْتِ بَعْدَ الظُّهْرِ. أَنَامُ فِي السَّاعَةِ العَاشِرَةِ لَيْلًا.</w:t>
             </w:r>
           </w:p>
           <w:p>
@@ -7712,7 +7712,7 @@
                 <w:szCs w:val="27"/>
                 <w:rtl/>
               </w:rPr>
-              <w:t xml:space="preserve">الْفَجْرَ ، الْقُرْآنِ ، السَّابِعَةِ ، غُرْفَتِي ، الْعَاشِرَةِ</w:t>
+              <w:t xml:space="preserve">الفَجْرَ ، القُرْآنِ ، السَّابِعَةِ ، غُرْفَتِي ، العَاشِرَةِ</w:t>
             </w:r>
           </w:p>
         </w:tc>
@@ -7900,7 +7900,7 @@
                 <w:szCs w:val="27"/>
                 <w:rtl/>
               </w:rPr>
-              <w:t xml:space="preserve">تُصَلِّي الْفَجْرَ مَعَ أُمِّهَا. · تَأْكُلُ الْفُطُورَ مَعَ أُسْرَتِهَا.</w:t>
+              <w:t xml:space="preserve">تُصَلِّي الفَجْرَ مَعَ أُمِّهَا. · تَأْكُلُ الفُطُورَ مَعَ أُسْرَتِهَا.</w:t>
             </w:r>
           </w:p>
           <w:p>
@@ -7918,7 +7918,7 @@
                 <w:szCs w:val="27"/>
                 <w:rtl/>
               </w:rPr>
-              <w:t xml:space="preserve">تَرْجِعُ فِي السَّاعَةِ الثَّالِثَةِ. · تَدْرُسُ فِي غُرْفَتِهَا.</w:t>
+              <w:t xml:space="preserve">تَرْجِعُ فِي السَّاعَةِ الثَّالِثَةِ. · تَدْرُسُ فِي غُرْفَتِهَا.</w:t>
             </w:r>
           </w:p>
           <w:p>
@@ -7936,7 +7936,7 @@
                 <w:szCs w:val="27"/>
                 <w:rtl/>
               </w:rPr>
-              <w:t xml:space="preserve">يَجْلِسُونَ مَعًا وَيَتَحَدَّثُونَ عَنْ يَوْمِهِمْ.</w:t>
+              <w:t xml:space="preserve">يَجْلِسُونَ مَعًا وَيَتَحَدَّثُونَ عَنْ يَوْمِهِمْ.</w:t>
             </w:r>
           </w:p>
         </w:tc>

--- a/dosyalar/9-sinif/arapca-9-2d2y-beceri.docx
+++ b/dosyalar/9-sinif/arapca-9-2d2y-beceri.docx
@@ -514,7 +514,7 @@
             </w:pPr>
             <w:r>
               <w:rPr>
-                <w:rFonts w:ascii="Markazi Text" w:cs="Markazi Text" w:eastAsia="Markazi Text" w:hAnsi="Markazi Text"/>
+                <w:rFonts w:ascii="Arakom" w:cs="Arakom" w:eastAsia="Arakom" w:hAnsi="Arakom"/>
                 <w:b/>
                 <w:bCs/>
                 <w:color w:val="111111"/>
@@ -532,7 +532,7 @@
             </w:pPr>
             <w:r>
               <w:rPr>
-                <w:rFonts w:ascii="Markazi Text" w:cs="Markazi Text" w:eastAsia="Markazi Text" w:hAnsi="Markazi Text"/>
+                <w:rFonts w:ascii="Arakom" w:cs="Arakom" w:eastAsia="Arakom" w:hAnsi="Arakom"/>
                 <w:b w:val="false"/>
                 <w:bCs w:val="false"/>
                 <w:color w:val="111111"/>
@@ -550,7 +550,7 @@
             </w:pPr>
             <w:r>
               <w:rPr>
-                <w:rFonts w:ascii="Markazi Text" w:cs="Markazi Text" w:eastAsia="Markazi Text" w:hAnsi="Markazi Text"/>
+                <w:rFonts w:ascii="Arakom" w:cs="Arakom" w:eastAsia="Arakom" w:hAnsi="Arakom"/>
                 <w:b w:val="false"/>
                 <w:bCs w:val="false"/>
                 <w:color w:val="111111"/>
@@ -568,7 +568,7 @@
             </w:pPr>
             <w:r>
               <w:rPr>
-                <w:rFonts w:ascii="Markazi Text" w:cs="Markazi Text" w:eastAsia="Markazi Text" w:hAnsi="Markazi Text"/>
+                <w:rFonts w:ascii="Arakom" w:cs="Arakom" w:eastAsia="Arakom" w:hAnsi="Arakom"/>
                 <w:b w:val="false"/>
                 <w:bCs w:val="false"/>
                 <w:color w:val="111111"/>
@@ -586,7 +586,7 @@
             </w:pPr>
             <w:r>
               <w:rPr>
-                <w:rFonts w:ascii="Markazi Text" w:cs="Markazi Text" w:eastAsia="Markazi Text" w:hAnsi="Markazi Text"/>
+                <w:rFonts w:ascii="Arakom" w:cs="Arakom" w:eastAsia="Arakom" w:hAnsi="Arakom"/>
                 <w:b w:val="false"/>
                 <w:bCs w:val="false"/>
                 <w:color w:val="111111"/>
@@ -604,7 +604,7 @@
             </w:pPr>
             <w:r>
               <w:rPr>
-                <w:rFonts w:ascii="Markazi Text" w:cs="Markazi Text" w:eastAsia="Markazi Text" w:hAnsi="Markazi Text"/>
+                <w:rFonts w:ascii="Arakom" w:cs="Arakom" w:eastAsia="Arakom" w:hAnsi="Arakom"/>
                 <w:b w:val="false"/>
                 <w:bCs w:val="false"/>
                 <w:color w:val="111111"/>
@@ -622,7 +622,7 @@
             </w:pPr>
             <w:r>
               <w:rPr>
-                <w:rFonts w:ascii="Markazi Text" w:cs="Markazi Text" w:eastAsia="Markazi Text" w:hAnsi="Markazi Text"/>
+                <w:rFonts w:ascii="Arakom" w:cs="Arakom" w:eastAsia="Arakom" w:hAnsi="Arakom"/>
                 <w:b w:val="false"/>
                 <w:bCs w:val="false"/>
                 <w:color w:val="111111"/>
@@ -640,7 +640,7 @@
             </w:pPr>
             <w:r>
               <w:rPr>
-                <w:rFonts w:ascii="Markazi Text" w:cs="Markazi Text" w:eastAsia="Markazi Text" w:hAnsi="Markazi Text"/>
+                <w:rFonts w:ascii="Arakom" w:cs="Arakom" w:eastAsia="Arakom" w:hAnsi="Arakom"/>
                 <w:b w:val="false"/>
                 <w:bCs w:val="false"/>
                 <w:color w:val="111111"/>
@@ -658,7 +658,7 @@
             </w:pPr>
             <w:r>
               <w:rPr>
-                <w:rFonts w:ascii="Markazi Text" w:cs="Markazi Text" w:eastAsia="Markazi Text" w:hAnsi="Markazi Text"/>
+                <w:rFonts w:ascii="Arakom" w:cs="Arakom" w:eastAsia="Arakom" w:hAnsi="Arakom"/>
                 <w:b w:val="false"/>
                 <w:bCs w:val="false"/>
                 <w:color w:val="111111"/>
@@ -676,7 +676,7 @@
             </w:pPr>
             <w:r>
               <w:rPr>
-                <w:rFonts w:ascii="Markazi Text" w:cs="Markazi Text" w:eastAsia="Markazi Text" w:hAnsi="Markazi Text"/>
+                <w:rFonts w:ascii="Arakom" w:cs="Arakom" w:eastAsia="Arakom" w:hAnsi="Arakom"/>
                 <w:b w:val="false"/>
                 <w:bCs w:val="false"/>
                 <w:color w:val="111111"/>
@@ -694,7 +694,7 @@
             </w:pPr>
             <w:r>
               <w:rPr>
-                <w:rFonts w:ascii="Markazi Text" w:cs="Markazi Text" w:eastAsia="Markazi Text" w:hAnsi="Markazi Text"/>
+                <w:rFonts w:ascii="Arakom" w:cs="Arakom" w:eastAsia="Arakom" w:hAnsi="Arakom"/>
                 <w:b w:val="false"/>
                 <w:bCs w:val="false"/>
                 <w:color w:val="111111"/>
@@ -748,7 +748,7 @@
       </w:r>
       <w:r>
         <w:rPr>
-          <w:rFonts w:ascii="Markazi Text" w:cs="Markazi Text" w:eastAsia="Markazi Text" w:hAnsi="Markazi Text"/>
+          <w:rFonts w:ascii="Arakom" w:cs="Arakom" w:eastAsia="Arakom" w:hAnsi="Arakom"/>
           <w:b w:val="false"/>
           <w:bCs w:val="false"/>
           <w:color w:val="111111"/>
@@ -816,7 +816,7 @@
             </w:r>
             <w:r>
               <w:rPr>
-                <w:rFonts w:ascii="Markazi Text" w:cs="Markazi Text" w:eastAsia="Markazi Text" w:hAnsi="Markazi Text"/>
+                <w:rFonts w:ascii="Arakom" w:cs="Arakom" w:eastAsia="Arakom" w:hAnsi="Arakom"/>
                 <w:b w:val="false"/>
                 <w:bCs w:val="false"/>
                 <w:color w:val="111111"/>
@@ -865,7 +865,7 @@
             </w:r>
             <w:r>
               <w:rPr>
-                <w:rFonts w:ascii="Markazi Text" w:cs="Markazi Text" w:eastAsia="Markazi Text" w:hAnsi="Markazi Text"/>
+                <w:rFonts w:ascii="Arakom" w:cs="Arakom" w:eastAsia="Arakom" w:hAnsi="Arakom"/>
                 <w:b w:val="false"/>
                 <w:bCs w:val="false"/>
                 <w:color w:val="111111"/>
@@ -919,7 +919,7 @@
             </w:r>
             <w:r>
               <w:rPr>
-                <w:rFonts w:ascii="Markazi Text" w:cs="Markazi Text" w:eastAsia="Markazi Text" w:hAnsi="Markazi Text"/>
+                <w:rFonts w:ascii="Arakom" w:cs="Arakom" w:eastAsia="Arakom" w:hAnsi="Arakom"/>
                 <w:b w:val="false"/>
                 <w:bCs w:val="false"/>
                 <w:color w:val="111111"/>
@@ -968,7 +968,7 @@
             </w:r>
             <w:r>
               <w:rPr>
-                <w:rFonts w:ascii="Markazi Text" w:cs="Markazi Text" w:eastAsia="Markazi Text" w:hAnsi="Markazi Text"/>
+                <w:rFonts w:ascii="Arakom" w:cs="Arakom" w:eastAsia="Arakom" w:hAnsi="Arakom"/>
                 <w:b w:val="false"/>
                 <w:bCs w:val="false"/>
                 <w:color w:val="111111"/>
@@ -1004,7 +1004,7 @@
       </w:r>
       <w:r>
         <w:rPr>
-          <w:rFonts w:ascii="Markazi Text" w:cs="Markazi Text" w:eastAsia="Markazi Text" w:hAnsi="Markazi Text"/>
+          <w:rFonts w:ascii="Arakom" w:cs="Arakom" w:eastAsia="Arakom" w:hAnsi="Arakom"/>
           <w:b w:val="false"/>
           <w:bCs w:val="false"/>
           <w:color w:val="111111"/>
@@ -1072,7 +1072,7 @@
             </w:r>
             <w:r>
               <w:rPr>
-                <w:rFonts w:ascii="Markazi Text" w:cs="Markazi Text" w:eastAsia="Markazi Text" w:hAnsi="Markazi Text"/>
+                <w:rFonts w:ascii="Arakom" w:cs="Arakom" w:eastAsia="Arakom" w:hAnsi="Arakom"/>
                 <w:b w:val="false"/>
                 <w:bCs w:val="false"/>
                 <w:color w:val="111111"/>
@@ -1121,7 +1121,7 @@
             </w:r>
             <w:r>
               <w:rPr>
-                <w:rFonts w:ascii="Markazi Text" w:cs="Markazi Text" w:eastAsia="Markazi Text" w:hAnsi="Markazi Text"/>
+                <w:rFonts w:ascii="Arakom" w:cs="Arakom" w:eastAsia="Arakom" w:hAnsi="Arakom"/>
                 <w:b w:val="false"/>
                 <w:bCs w:val="false"/>
                 <w:color w:val="111111"/>
@@ -1175,7 +1175,7 @@
             </w:r>
             <w:r>
               <w:rPr>
-                <w:rFonts w:ascii="Markazi Text" w:cs="Markazi Text" w:eastAsia="Markazi Text" w:hAnsi="Markazi Text"/>
+                <w:rFonts w:ascii="Arakom" w:cs="Arakom" w:eastAsia="Arakom" w:hAnsi="Arakom"/>
                 <w:b w:val="false"/>
                 <w:bCs w:val="false"/>
                 <w:color w:val="111111"/>
@@ -1224,7 +1224,7 @@
             </w:r>
             <w:r>
               <w:rPr>
-                <w:rFonts w:ascii="Markazi Text" w:cs="Markazi Text" w:eastAsia="Markazi Text" w:hAnsi="Markazi Text"/>
+                <w:rFonts w:ascii="Arakom" w:cs="Arakom" w:eastAsia="Arakom" w:hAnsi="Arakom"/>
                 <w:b w:val="false"/>
                 <w:bCs w:val="false"/>
                 <w:color w:val="111111"/>
@@ -1260,7 +1260,7 @@
       </w:r>
       <w:r>
         <w:rPr>
-          <w:rFonts w:ascii="Markazi Text" w:cs="Markazi Text" w:eastAsia="Markazi Text" w:hAnsi="Markazi Text"/>
+          <w:rFonts w:ascii="Arakom" w:cs="Arakom" w:eastAsia="Arakom" w:hAnsi="Arakom"/>
           <w:b w:val="false"/>
           <w:bCs w:val="false"/>
           <w:color w:val="111111"/>
@@ -1328,7 +1328,7 @@
             </w:r>
             <w:r>
               <w:rPr>
-                <w:rFonts w:ascii="Markazi Text" w:cs="Markazi Text" w:eastAsia="Markazi Text" w:hAnsi="Markazi Text"/>
+                <w:rFonts w:ascii="Arakom" w:cs="Arakom" w:eastAsia="Arakom" w:hAnsi="Arakom"/>
                 <w:b w:val="false"/>
                 <w:bCs w:val="false"/>
                 <w:color w:val="111111"/>
@@ -1377,7 +1377,7 @@
             </w:r>
             <w:r>
               <w:rPr>
-                <w:rFonts w:ascii="Markazi Text" w:cs="Markazi Text" w:eastAsia="Markazi Text" w:hAnsi="Markazi Text"/>
+                <w:rFonts w:ascii="Arakom" w:cs="Arakom" w:eastAsia="Arakom" w:hAnsi="Arakom"/>
                 <w:b w:val="false"/>
                 <w:bCs w:val="false"/>
                 <w:color w:val="111111"/>
@@ -1431,7 +1431,7 @@
             </w:r>
             <w:r>
               <w:rPr>
-                <w:rFonts w:ascii="Markazi Text" w:cs="Markazi Text" w:eastAsia="Markazi Text" w:hAnsi="Markazi Text"/>
+                <w:rFonts w:ascii="Arakom" w:cs="Arakom" w:eastAsia="Arakom" w:hAnsi="Arakom"/>
                 <w:b w:val="false"/>
                 <w:bCs w:val="false"/>
                 <w:color w:val="111111"/>
@@ -1480,7 +1480,7 @@
             </w:r>
             <w:r>
               <w:rPr>
-                <w:rFonts w:ascii="Markazi Text" w:cs="Markazi Text" w:eastAsia="Markazi Text" w:hAnsi="Markazi Text"/>
+                <w:rFonts w:ascii="Arakom" w:cs="Arakom" w:eastAsia="Arakom" w:hAnsi="Arakom"/>
                 <w:b w:val="false"/>
                 <w:bCs w:val="false"/>
                 <w:color w:val="111111"/>
@@ -1848,7 +1848,7 @@
             </w:pPr>
             <w:r>
               <w:rPr>
-                <w:rFonts w:ascii="Markazi Text" w:cs="Markazi Text" w:eastAsia="Markazi Text" w:hAnsi="Markazi Text"/>
+                <w:rFonts w:ascii="Arakom" w:cs="Arakom" w:eastAsia="Arakom" w:hAnsi="Arakom"/>
                 <w:b w:val="false"/>
                 <w:bCs w:val="false"/>
                 <w:color w:val="111111"/>
@@ -1974,7 +1974,7 @@
             </w:pPr>
             <w:r>
               <w:rPr>
-                <w:rFonts w:ascii="Markazi Text" w:cs="Markazi Text" w:eastAsia="Markazi Text" w:hAnsi="Markazi Text"/>
+                <w:rFonts w:ascii="Arakom" w:cs="Arakom" w:eastAsia="Arakom" w:hAnsi="Arakom"/>
                 <w:b w:val="false"/>
                 <w:bCs w:val="false"/>
                 <w:color w:val="111111"/>
@@ -2100,7 +2100,7 @@
             </w:pPr>
             <w:r>
               <w:rPr>
-                <w:rFonts w:ascii="Markazi Text" w:cs="Markazi Text" w:eastAsia="Markazi Text" w:hAnsi="Markazi Text"/>
+                <w:rFonts w:ascii="Arakom" w:cs="Arakom" w:eastAsia="Arakom" w:hAnsi="Arakom"/>
                 <w:b w:val="false"/>
                 <w:bCs w:val="false"/>
                 <w:color w:val="111111"/>
@@ -2226,7 +2226,7 @@
             </w:pPr>
             <w:r>
               <w:rPr>
-                <w:rFonts w:ascii="Markazi Text" w:cs="Markazi Text" w:eastAsia="Markazi Text" w:hAnsi="Markazi Text"/>
+                <w:rFonts w:ascii="Arakom" w:cs="Arakom" w:eastAsia="Arakom" w:hAnsi="Arakom"/>
                 <w:b w:val="false"/>
                 <w:bCs w:val="false"/>
                 <w:color w:val="111111"/>
@@ -2352,7 +2352,7 @@
             </w:pPr>
             <w:r>
               <w:rPr>
-                <w:rFonts w:ascii="Markazi Text" w:cs="Markazi Text" w:eastAsia="Markazi Text" w:hAnsi="Markazi Text"/>
+                <w:rFonts w:ascii="Arakom" w:cs="Arakom" w:eastAsia="Arakom" w:hAnsi="Arakom"/>
                 <w:b w:val="false"/>
                 <w:bCs w:val="false"/>
                 <w:color w:val="111111"/>
@@ -2588,7 +2588,7 @@
             </w:r>
             <w:r>
               <w:rPr>
-                <w:rFonts w:ascii="Markazi Text" w:cs="Markazi Text" w:eastAsia="Markazi Text" w:hAnsi="Markazi Text"/>
+                <w:rFonts w:ascii="Arakom" w:cs="Arakom" w:eastAsia="Arakom" w:hAnsi="Arakom"/>
                 <w:b w:val="false"/>
                 <w:bCs w:val="false"/>
                 <w:color w:val="111111"/>
@@ -2638,7 +2638,7 @@
             </w:r>
             <w:r>
               <w:rPr>
-                <w:rFonts w:ascii="Markazi Text" w:cs="Markazi Text" w:eastAsia="Markazi Text" w:hAnsi="Markazi Text"/>
+                <w:rFonts w:ascii="Arakom" w:cs="Arakom" w:eastAsia="Arakom" w:hAnsi="Arakom"/>
                 <w:b w:val="false"/>
                 <w:bCs w:val="false"/>
                 <w:color w:val="111111"/>
@@ -2693,7 +2693,7 @@
             </w:r>
             <w:r>
               <w:rPr>
-                <w:rFonts w:ascii="Markazi Text" w:cs="Markazi Text" w:eastAsia="Markazi Text" w:hAnsi="Markazi Text"/>
+                <w:rFonts w:ascii="Arakom" w:cs="Arakom" w:eastAsia="Arakom" w:hAnsi="Arakom"/>
                 <w:b w:val="false"/>
                 <w:bCs w:val="false"/>
                 <w:color w:val="111111"/>
@@ -2743,7 +2743,7 @@
             </w:r>
             <w:r>
               <w:rPr>
-                <w:rFonts w:ascii="Markazi Text" w:cs="Markazi Text" w:eastAsia="Markazi Text" w:hAnsi="Markazi Text"/>
+                <w:rFonts w:ascii="Arakom" w:cs="Arakom" w:eastAsia="Arakom" w:hAnsi="Arakom"/>
                 <w:b w:val="false"/>
                 <w:bCs w:val="false"/>
                 <w:color w:val="111111"/>
@@ -3078,7 +3078,7 @@
             </w:r>
             <w:r>
               <w:rPr>
-                <w:rFonts w:ascii="Markazi Text" w:cs="Markazi Text" w:eastAsia="Markazi Text" w:hAnsi="Markazi Text"/>
+                <w:rFonts w:ascii="Arakom" w:cs="Arakom" w:eastAsia="Arakom" w:hAnsi="Arakom"/>
                 <w:b w:val="false"/>
                 <w:bCs w:val="false"/>
                 <w:color w:val="111111"/>
@@ -3128,7 +3128,7 @@
             </w:r>
             <w:r>
               <w:rPr>
-                <w:rFonts w:ascii="Markazi Text" w:cs="Markazi Text" w:eastAsia="Markazi Text" w:hAnsi="Markazi Text"/>
+                <w:rFonts w:ascii="Arakom" w:cs="Arakom" w:eastAsia="Arakom" w:hAnsi="Arakom"/>
                 <w:b w:val="false"/>
                 <w:bCs w:val="false"/>
                 <w:color w:val="111111"/>
@@ -3183,7 +3183,7 @@
             </w:r>
             <w:r>
               <w:rPr>
-                <w:rFonts w:ascii="Markazi Text" w:cs="Markazi Text" w:eastAsia="Markazi Text" w:hAnsi="Markazi Text"/>
+                <w:rFonts w:ascii="Arakom" w:cs="Arakom" w:eastAsia="Arakom" w:hAnsi="Arakom"/>
                 <w:b w:val="false"/>
                 <w:bCs w:val="false"/>
                 <w:color w:val="111111"/>
@@ -3233,7 +3233,7 @@
             </w:r>
             <w:r>
               <w:rPr>
-                <w:rFonts w:ascii="Markazi Text" w:cs="Markazi Text" w:eastAsia="Markazi Text" w:hAnsi="Markazi Text"/>
+                <w:rFonts w:ascii="Arakom" w:cs="Arakom" w:eastAsia="Arakom" w:hAnsi="Arakom"/>
                 <w:b w:val="false"/>
                 <w:bCs w:val="false"/>
                 <w:color w:val="111111"/>
@@ -3568,7 +3568,7 @@
             </w:r>
             <w:r>
               <w:rPr>
-                <w:rFonts w:ascii="Markazi Text" w:cs="Markazi Text" w:eastAsia="Markazi Text" w:hAnsi="Markazi Text"/>
+                <w:rFonts w:ascii="Arakom" w:cs="Arakom" w:eastAsia="Arakom" w:hAnsi="Arakom"/>
                 <w:b w:val="false"/>
                 <w:bCs w:val="false"/>
                 <w:color w:val="111111"/>
@@ -3618,7 +3618,7 @@
             </w:r>
             <w:r>
               <w:rPr>
-                <w:rFonts w:ascii="Markazi Text" w:cs="Markazi Text" w:eastAsia="Markazi Text" w:hAnsi="Markazi Text"/>
+                <w:rFonts w:ascii="Arakom" w:cs="Arakom" w:eastAsia="Arakom" w:hAnsi="Arakom"/>
                 <w:b w:val="false"/>
                 <w:bCs w:val="false"/>
                 <w:color w:val="111111"/>
@@ -3673,7 +3673,7 @@
             </w:r>
             <w:r>
               <w:rPr>
-                <w:rFonts w:ascii="Markazi Text" w:cs="Markazi Text" w:eastAsia="Markazi Text" w:hAnsi="Markazi Text"/>
+                <w:rFonts w:ascii="Arakom" w:cs="Arakom" w:eastAsia="Arakom" w:hAnsi="Arakom"/>
                 <w:b w:val="false"/>
                 <w:bCs w:val="false"/>
                 <w:color w:val="111111"/>
@@ -3723,7 +3723,7 @@
             </w:r>
             <w:r>
               <w:rPr>
-                <w:rFonts w:ascii="Markazi Text" w:cs="Markazi Text" w:eastAsia="Markazi Text" w:hAnsi="Markazi Text"/>
+                <w:rFonts w:ascii="Arakom" w:cs="Arakom" w:eastAsia="Arakom" w:hAnsi="Arakom"/>
                 <w:b w:val="false"/>
                 <w:bCs w:val="false"/>
                 <w:color w:val="111111"/>
@@ -3997,7 +3997,7 @@
             </w:pPr>
             <w:r>
               <w:rPr>
-                <w:rFonts w:ascii="Markazi Text" w:cs="Markazi Text" w:eastAsia="Markazi Text" w:hAnsi="Markazi Text"/>
+                <w:rFonts w:ascii="Arakom" w:cs="Arakom" w:eastAsia="Arakom" w:hAnsi="Arakom"/>
                 <w:b w:val="false"/>
                 <w:bCs w:val="false"/>
                 <w:color w:val="111111"/>
@@ -4167,7 +4167,7 @@
             </w:pPr>
             <w:r>
               <w:rPr>
-                <w:rFonts w:ascii="Markazi Text" w:cs="Markazi Text" w:eastAsia="Markazi Text" w:hAnsi="Markazi Text"/>
+                <w:rFonts w:ascii="Arakom" w:cs="Arakom" w:eastAsia="Arakom" w:hAnsi="Arakom"/>
                 <w:b w:val="false"/>
                 <w:bCs w:val="false"/>
                 <w:color w:val="111111"/>
@@ -4337,7 +4337,7 @@
             </w:pPr>
             <w:r>
               <w:rPr>
-                <w:rFonts w:ascii="Markazi Text" w:cs="Markazi Text" w:eastAsia="Markazi Text" w:hAnsi="Markazi Text"/>
+                <w:rFonts w:ascii="Arakom" w:cs="Arakom" w:eastAsia="Arakom" w:hAnsi="Arakom"/>
                 <w:b w:val="false"/>
                 <w:bCs w:val="false"/>
                 <w:color w:val="111111"/>
@@ -4507,7 +4507,7 @@
             </w:pPr>
             <w:r>
               <w:rPr>
-                <w:rFonts w:ascii="Markazi Text" w:cs="Markazi Text" w:eastAsia="Markazi Text" w:hAnsi="Markazi Text"/>
+                <w:rFonts w:ascii="Arakom" w:cs="Arakom" w:eastAsia="Arakom" w:hAnsi="Arakom"/>
                 <w:b w:val="false"/>
                 <w:bCs w:val="false"/>
                 <w:color w:val="111111"/>
@@ -4677,7 +4677,7 @@
             </w:pPr>
             <w:r>
               <w:rPr>
-                <w:rFonts w:ascii="Markazi Text" w:cs="Markazi Text" w:eastAsia="Markazi Text" w:hAnsi="Markazi Text"/>
+                <w:rFonts w:ascii="Arakom" w:cs="Arakom" w:eastAsia="Arakom" w:hAnsi="Arakom"/>
                 <w:b w:val="false"/>
                 <w:bCs w:val="false"/>
                 <w:color w:val="111111"/>
@@ -4829,7 +4829,7 @@
             </w:pPr>
             <w:r>
               <w:rPr>
-                <w:rFonts w:ascii="Markazi Text" w:cs="Markazi Text" w:eastAsia="Markazi Text" w:hAnsi="Markazi Text"/>
+                <w:rFonts w:ascii="Arakom" w:cs="Arakom" w:eastAsia="Arakom" w:hAnsi="Arakom"/>
                 <w:b w:val="false"/>
                 <w:bCs w:val="false"/>
                 <w:color w:val="111111"/>
@@ -4936,7 +4936,7 @@
             </w:pPr>
             <w:r>
               <w:rPr>
-                <w:rFonts w:ascii="Markazi Text" w:cs="Markazi Text" w:eastAsia="Markazi Text" w:hAnsi="Markazi Text"/>
+                <w:rFonts w:ascii="Arakom" w:cs="Arakom" w:eastAsia="Arakom" w:hAnsi="Arakom"/>
                 <w:b w:val="false"/>
                 <w:bCs w:val="false"/>
                 <w:color w:val="111111"/>
@@ -5008,7 +5008,7 @@
             </w:pPr>
             <w:r>
               <w:rPr>
-                <w:rFonts w:ascii="Markazi Text" w:cs="Markazi Text" w:eastAsia="Markazi Text" w:hAnsi="Markazi Text"/>
+                <w:rFonts w:ascii="Arakom" w:cs="Arakom" w:eastAsia="Arakom" w:hAnsi="Arakom"/>
                 <w:b w:val="false"/>
                 <w:bCs w:val="false"/>
                 <w:color w:val="111111"/>
@@ -5080,7 +5080,7 @@
             </w:pPr>
             <w:r>
               <w:rPr>
-                <w:rFonts w:ascii="Markazi Text" w:cs="Markazi Text" w:eastAsia="Markazi Text" w:hAnsi="Markazi Text"/>
+                <w:rFonts w:ascii="Arakom" w:cs="Arakom" w:eastAsia="Arakom" w:hAnsi="Arakom"/>
                 <w:b w:val="false"/>
                 <w:bCs w:val="false"/>
                 <w:color w:val="111111"/>
@@ -5152,7 +5152,7 @@
             </w:pPr>
             <w:r>
               <w:rPr>
-                <w:rFonts w:ascii="Markazi Text" w:cs="Markazi Text" w:eastAsia="Markazi Text" w:hAnsi="Markazi Text"/>
+                <w:rFonts w:ascii="Arakom" w:cs="Arakom" w:eastAsia="Arakom" w:hAnsi="Arakom"/>
                 <w:b w:val="false"/>
                 <w:bCs w:val="false"/>
                 <w:color w:val="111111"/>
@@ -5224,7 +5224,7 @@
             </w:pPr>
             <w:r>
               <w:rPr>
-                <w:rFonts w:ascii="Markazi Text" w:cs="Markazi Text" w:eastAsia="Markazi Text" w:hAnsi="Markazi Text"/>
+                <w:rFonts w:ascii="Arakom" w:cs="Arakom" w:eastAsia="Arakom" w:hAnsi="Arakom"/>
                 <w:b w:val="false"/>
                 <w:bCs w:val="false"/>
                 <w:color w:val="111111"/>
@@ -5493,7 +5493,7 @@
             </w:pPr>
             <w:r>
               <w:rPr>
-                <w:rFonts w:ascii="Markazi Text" w:cs="Markazi Text" w:eastAsia="Markazi Text" w:hAnsi="Markazi Text"/>
+                <w:rFonts w:ascii="Arakom" w:cs="Arakom" w:eastAsia="Arakom" w:hAnsi="Arakom"/>
                 <w:b w:val="false"/>
                 <w:bCs w:val="false"/>
                 <w:color w:val="111111"/>
@@ -5589,7 +5589,7 @@
             </w:pPr>
             <w:r>
               <w:rPr>
-                <w:rFonts w:ascii="Markazi Text" w:cs="Markazi Text" w:eastAsia="Markazi Text" w:hAnsi="Markazi Text"/>
+                <w:rFonts w:ascii="Arakom" w:cs="Arakom" w:eastAsia="Arakom" w:hAnsi="Arakom"/>
                 <w:b w:val="false"/>
                 <w:bCs w:val="false"/>
                 <w:color w:val="111111"/>
@@ -5685,7 +5685,7 @@
             </w:pPr>
             <w:r>
               <w:rPr>
-                <w:rFonts w:ascii="Markazi Text" w:cs="Markazi Text" w:eastAsia="Markazi Text" w:hAnsi="Markazi Text"/>
+                <w:rFonts w:ascii="Arakom" w:cs="Arakom" w:eastAsia="Arakom" w:hAnsi="Arakom"/>
                 <w:b w:val="false"/>
                 <w:bCs w:val="false"/>
                 <w:color w:val="111111"/>
@@ -5781,7 +5781,7 @@
             </w:pPr>
             <w:r>
               <w:rPr>
-                <w:rFonts w:ascii="Markazi Text" w:cs="Markazi Text" w:eastAsia="Markazi Text" w:hAnsi="Markazi Text"/>
+                <w:rFonts w:ascii="Arakom" w:cs="Arakom" w:eastAsia="Arakom" w:hAnsi="Arakom"/>
                 <w:b w:val="false"/>
                 <w:bCs w:val="false"/>
                 <w:color w:val="111111"/>
@@ -5877,7 +5877,7 @@
             </w:pPr>
             <w:r>
               <w:rPr>
-                <w:rFonts w:ascii="Markazi Text" w:cs="Markazi Text" w:eastAsia="Markazi Text" w:hAnsi="Markazi Text"/>
+                <w:rFonts w:ascii="Arakom" w:cs="Arakom" w:eastAsia="Arakom" w:hAnsi="Arakom"/>
                 <w:b w:val="false"/>
                 <w:bCs w:val="false"/>
                 <w:color w:val="111111"/>
@@ -6206,7 +6206,7 @@
             </w:pPr>
             <w:r>
               <w:rPr>
-                <w:rFonts w:ascii="Markazi Text" w:cs="Markazi Text" w:eastAsia="Markazi Text" w:hAnsi="Markazi Text"/>
+                <w:rFonts w:ascii="Arakom" w:cs="Arakom" w:eastAsia="Arakom" w:hAnsi="Arakom"/>
                 <w:b w:val="false"/>
                 <w:bCs w:val="false"/>
                 <w:color w:val="111111"/>
@@ -6302,7 +6302,7 @@
             </w:pPr>
             <w:r>
               <w:rPr>
-                <w:rFonts w:ascii="Markazi Text" w:cs="Markazi Text" w:eastAsia="Markazi Text" w:hAnsi="Markazi Text"/>
+                <w:rFonts w:ascii="Arakom" w:cs="Arakom" w:eastAsia="Arakom" w:hAnsi="Arakom"/>
                 <w:b w:val="false"/>
                 <w:bCs w:val="false"/>
                 <w:color w:val="111111"/>
@@ -6398,7 +6398,7 @@
             </w:pPr>
             <w:r>
               <w:rPr>
-                <w:rFonts w:ascii="Markazi Text" w:cs="Markazi Text" w:eastAsia="Markazi Text" w:hAnsi="Markazi Text"/>
+                <w:rFonts w:ascii="Arakom" w:cs="Arakom" w:eastAsia="Arakom" w:hAnsi="Arakom"/>
                 <w:b w:val="false"/>
                 <w:bCs w:val="false"/>
                 <w:color w:val="111111"/>
@@ -6494,7 +6494,7 @@
             </w:pPr>
             <w:r>
               <w:rPr>
-                <w:rFonts w:ascii="Markazi Text" w:cs="Markazi Text" w:eastAsia="Markazi Text" w:hAnsi="Markazi Text"/>
+                <w:rFonts w:ascii="Arakom" w:cs="Arakom" w:eastAsia="Arakom" w:hAnsi="Arakom"/>
                 <w:b w:val="false"/>
                 <w:bCs w:val="false"/>
                 <w:color w:val="111111"/>
@@ -6590,7 +6590,7 @@
             </w:pPr>
             <w:r>
               <w:rPr>
-                <w:rFonts w:ascii="Markazi Text" w:cs="Markazi Text" w:eastAsia="Markazi Text" w:hAnsi="Markazi Text"/>
+                <w:rFonts w:ascii="Arakom" w:cs="Arakom" w:eastAsia="Arakom" w:hAnsi="Arakom"/>
                 <w:b w:val="false"/>
                 <w:bCs w:val="false"/>
                 <w:color w:val="111111"/>
@@ -6742,7 +6742,7 @@
             </w:pPr>
             <w:r>
               <w:rPr>
-                <w:rFonts w:ascii="Markazi Text" w:cs="Markazi Text" w:eastAsia="Markazi Text" w:hAnsi="Markazi Text"/>
+                <w:rFonts w:ascii="Arakom" w:cs="Arakom" w:eastAsia="Arakom" w:hAnsi="Arakom"/>
                 <w:b w:val="false"/>
                 <w:bCs w:val="false"/>
                 <w:color w:val="111111"/>
@@ -7704,7 +7704,7 @@
             </w:pPr>
             <w:r>
               <w:rPr>
-                <w:rFonts w:ascii="Markazi Text" w:cs="Markazi Text" w:eastAsia="Markazi Text" w:hAnsi="Markazi Text"/>
+                <w:rFonts w:ascii="Arakom" w:cs="Arakom" w:eastAsia="Arakom" w:hAnsi="Arakom"/>
                 <w:b w:val="false"/>
                 <w:bCs w:val="false"/>
                 <w:color w:val="111111"/>
@@ -7892,7 +7892,7 @@
             </w:pPr>
             <w:r>
               <w:rPr>
-                <w:rFonts w:ascii="Markazi Text" w:cs="Markazi Text" w:eastAsia="Markazi Text" w:hAnsi="Markazi Text"/>
+                <w:rFonts w:ascii="Arakom" w:cs="Arakom" w:eastAsia="Arakom" w:hAnsi="Arakom"/>
                 <w:b w:val="false"/>
                 <w:bCs w:val="false"/>
                 <w:color w:val="111111"/>
@@ -7910,7 +7910,7 @@
             </w:pPr>
             <w:r>
               <w:rPr>
-                <w:rFonts w:ascii="Markazi Text" w:cs="Markazi Text" w:eastAsia="Markazi Text" w:hAnsi="Markazi Text"/>
+                <w:rFonts w:ascii="Arakom" w:cs="Arakom" w:eastAsia="Arakom" w:hAnsi="Arakom"/>
                 <w:b w:val="false"/>
                 <w:bCs w:val="false"/>
                 <w:color w:val="111111"/>
@@ -7928,7 +7928,7 @@
             </w:pPr>
             <w:r>
               <w:rPr>
-                <w:rFonts w:ascii="Markazi Text" w:cs="Markazi Text" w:eastAsia="Markazi Text" w:hAnsi="Markazi Text"/>
+                <w:rFonts w:ascii="Arakom" w:cs="Arakom" w:eastAsia="Arakom" w:hAnsi="Arakom"/>
                 <w:b w:val="false"/>
                 <w:bCs w:val="false"/>
                 <w:color w:val="111111"/>
